--- a/applications/human-interest-manager-retirement-sales-activation/cover-letter.docx
+++ b/applications/human-interest-manager-retirement-sales-activation/cover-letter.docx
@@ -120,7 +120,7 @@
           <w:b w:val="0"/>
           <w:color w:val="1A1A1A"/>
         </w:rPr>
-        <w:t>401(k) plan design is new ground for me, and I'll say that directly. Learning a complex product fast and teaching it to a team is something I've done repeatedly, and I've worked with a banking client and care about making financial decisions easier for small businesses and the people who work for them. I'd welcome the conversation.</w:t>
+        <w:t>I've been a 401(k) participant myself, but plan design from the employer side is new ground, and I'll say that directly. Learning a complex product fast and teaching it to a team is something I've done repeatedly, and I've worked with a banking client and care about making financial decisions easier for small businesses and the people who work for them. On the numbers side, I've owned team forecasting in every sales role I've held, so forecasting conversion targets and reading pipeline health is familiar ground. I'd welcome the conversation.</w:t>
       </w:r>
     </w:p>
     <w:p>
